--- a/public/Abdulsamad_Resume.docx
+++ b/public/Abdulsamad_Resume.docx
@@ -63,7 +63,7 @@
           <w:b w:val="false"/>
           <w:bCs w:val="false"/>
         </w:rPr>
-        <w:t xml:space="preserve">https://linkedin.com/in/abdulsamad-abdulsalam-746617193</w:t>
+        <w:t xml:space="preserve">https://linkedin.com/in/devsamahd</w:t>
       </w:r>
     </w:p>
     <w:p>
@@ -109,7 +109,7 @@
           <w:b w:val="false"/>
           <w:bCs w:val="false"/>
         </w:rPr>
-        <w:t xml:space="preserve">Go, Node.js, PostgreSQL, MySQL, MongoDB, Kafka, Redis, Docker, Kubernetes, TypeScript, Next.js, React, TailwindCSS, Framer Motion, SwiftUI, ChakraUI, Figma, Solidity, Ethers.js, OpenAI API, RAG, LangChain, Smart Contracts</w:t>
+        <w:t xml:space="preserve">Go, Node.js, PostgreSQL, MySQL, MongoDB, Kafka, Redis, Docker, Kubernetes, TypeScript, Next.js, React, TailwindCSS, Framer Motion, SwiftUI, ChakraUI, Figma, Solidity, Ethers.js, API integrations, Vector search, Queue processing, Smart Contracts</w:t>
       </w:r>
     </w:p>
     <w:p>

--- a/public/Abdulsamad_Resume.docx
+++ b/public/Abdulsamad_Resume.docx
@@ -86,7 +86,7 @@
           <w:b w:val="false"/>
           <w:bCs w:val="false"/>
         </w:rPr>
-        <w:t xml:space="preserve">I’m a backend and platform engineer working across APIs, distributed systems, network infrastructure, and developer tooling. I care about how software behaves beyond the happy path: the data, the queues, the deployment, and the people who maintain it. I can build the frontend too, which helps me carry a product from its foundations to a useful experience.</w:t>
+        <w:t xml:space="preserve">Backend and platform engineer building production APIs, network automation, and developer tools with Go, Node.js, TypeScript, PostgreSQL, Redis, and Docker. I built Zentramesh, a networking engine that automates access, billing, and bandwidth shaping through TP-Link Omada SDN controllers for hundreds of active users and millions of NGN in revenue. I also built Goose, a type-safe MongoDB ODM for Go, and have designed scalable marketing systems and multi-step form flows. I’m targeting mid-level backend and platform roles where reliability and systems design matter.</w:t>
       </w:r>
     </w:p>
     <w:p>
@@ -109,7 +109,7 @@
           <w:b w:val="false"/>
           <w:bCs w:val="false"/>
         </w:rPr>
-        <w:t xml:space="preserve">Go, Node.js, PostgreSQL, MySQL, MongoDB, Kafka, Redis, Docker, Kubernetes, TypeScript, Next.js, React, TailwindCSS, Framer Motion, SwiftUI, ChakraUI, Figma, Solidity, Ethers.js, API integrations, Vector search, Queue processing, Smart Contracts</w:t>
+        <w:t xml:space="preserve">Go, Node.js, PostgreSQL, MySQL, MongoDB, Kafka, Redis, Docker, REST API development, System architecture, Database design, TypeScript, Next.js, React, TailwindCSS, Framer Motion, SwiftUI, ChakraUI, Figma, Network automation, SDN, Omada SDN API, API integrations, Queue processing, Go generics</w:t>
       </w:r>
     </w:p>
     <w:p>
@@ -164,7 +164,7 @@
         <w:spacing w:after="75"/>
       </w:pPr>
       <w:r>
-        <w:t xml:space="preserve">Delivered scalable full-stack freelance projects while completing university studies. Currently actively seeking full-time roles, bringing a strong passion for solving complex technical challenges.</w:t>
+        <w:t xml:space="preserve">Delivered full-stack client projects while completing university studies, taking work from backend services and data flows through to the user-facing product experience.</w:t>
       </w:r>
     </w:p>
     <w:p>
@@ -254,7 +254,7 @@
         <w:spacing w:after="75"/>
       </w:pPr>
       <w:r>
-        <w:t xml:space="preserve">Architected a highly scalable marketing system and a complex multi-step form builder. Engineered robust solutions utilizing Next.js, Express.js, PHP, and MySQL with Knex and Objection.js.</w:t>
+        <w:t xml:space="preserve">Architected a scalable marketing system and complex multi-step form builder, building the service layer and product flow with Next.js, Express.js, PHP, MySQL, Knex, and Objection.js.</w:t>
       </w:r>
     </w:p>
     <w:p>
@@ -385,7 +385,7 @@
         <w:spacing w:after="60"/>
       </w:pPr>
       <w:r>
-        <w:t xml:space="preserve">https://netra.ng</w:t>
+        <w:t xml:space="preserve">https://zentramesh.com</w:t>
       </w:r>
     </w:p>
     <w:p>
@@ -399,7 +399,7 @@
         <w:spacing w:after="75"/>
       </w:pPr>
       <w:r>
-        <w:t xml:space="preserve">Core networking engine powering Netra.ng and Superkonnect. Interfaces with cloud-hosted TP-Link Omada SDN controllers (ER605 routers &amp; EAP 650 APs) to automate user authentication, billing, and bandwidth shaping—serving hundreds of active users and managing millions of NGN in revenue.</w:t>
+        <w:t xml:space="preserve">Core networking engine powering Netra.ng and Superkonnect. Interfaces with cloud-hosted TP-Link Omada SDN controllers (ER605 routers &amp; EAP 650 APs) to automate user authentication, billing, and bandwidth shaping, serving hundreds of active users and managing millions of NGN in revenue.</w:t>
       </w:r>
     </w:p>
     <w:p>
@@ -475,7 +475,7 @@
         <w:spacing w:after="60"/>
       </w:pPr>
       <w:r>
-        <w:t xml:space="preserve">https://myunideals.com</w:t>
+        <w:t xml:space="preserve">https://unideals.ng</w:t>
       </w:r>
     </w:p>
     <w:p>
